--- a/downloads/developer-documentation-samples.docx
+++ b/downloads/developer-documentation-samples.docx
@@ -5,17 +5,24 @@
     <w:p>
       <w:pPr>
         <w:pStyle w:val="Title"/>
+        <w:spacing w:after="100"/>
       </w:pPr>
       <w:r>
         <w:t>Technical documentation portfolio samples</w:t>
       </w:r>
     </w:p>
     <w:p>
+      <w:pPr>
+        <w:spacing w:after="100"/>
+      </w:pPr>
       <w:r>
-        <w:t>Sharmila (Das) Rammohan</w:t>
+        <w:t>Sharmila Das</w:t>
       </w:r>
     </w:p>
     <w:p>
+      <w:pPr>
+        <w:spacing w:after="100"/>
+      </w:pPr>
       <w:r>
         <w:t>Five documentation samples for Baseframe Knowledge, a fictional API for ingesting and searching technical content. Each sample covers a different part of the same workflow.</w:t>
       </w:r>
@@ -23,12 +30,16 @@
     <w:p>
       <w:pPr>
         <w:pStyle w:val="Heading1"/>
+        <w:spacing w:after="100"/>
       </w:pPr>
       <w:r>
         <w:t>Portfolio introduction</w:t>
       </w:r>
     </w:p>
     <w:p>
+      <w:pPr>
+        <w:spacing w:after="100"/>
+      </w:pPr>
       <w:r>
         <w:t>A successful API request can still leave a developer wondering what to do next. In this example, submitting a document returns 202 before the document is searchable. I built the samples around that gap: what the response means, how to check progress, and how to diagnose a missing result. The reference defines the behavior; the quickstart walks through it; the supporting guides explain the decisions and recovery steps.</w:t>
       </w:r>
@@ -36,6 +47,7 @@
     <w:p>
       <w:pPr>
         <w:pStyle w:val="Heading1"/>
+        <w:spacing w:after="100"/>
       </w:pPr>
       <w:r>
         <w:t>What is included</w:t>
@@ -44,6 +56,7 @@
     <w:p>
       <w:pPr>
         <w:pStyle w:val="ListBullet"/>
+        <w:spacing w:after="100"/>
       </w:pPr>
       <w:r>
         <w:t>Source ingestion API reference: endpoint contracts, request validation, response semantics, idempotency, and retry guidance.</w:t>
@@ -52,6 +65,7 @@
     <w:p>
       <w:pPr>
         <w:pStyle w:val="ListBullet"/>
+        <w:spacing w:after="100"/>
       </w:pPr>
       <w:r>
         <w:t>Developer quickstart: steps to submit a document and confirm that search returns it.</w:t>
@@ -60,6 +74,7 @@
     <w:p>
       <w:pPr>
         <w:pStyle w:val="ListBullet"/>
+        <w:spacing w:after="100"/>
       </w:pPr>
       <w:r>
         <w:t>Technical concept guide: how indexing works, how permissions apply, and how source content affects results.</w:t>
@@ -68,6 +83,7 @@
     <w:p>
       <w:pPr>
         <w:pStyle w:val="ListBullet"/>
+        <w:spacing w:after="100"/>
       </w:pPr>
       <w:r>
         <w:t>Troubleshooting runbook: checks for missing results and the information support needs.</w:t>
@@ -76,6 +92,7 @@
     <w:p>
       <w:pPr>
         <w:pStyle w:val="ListBullet"/>
+        <w:spacing w:after="100"/>
       </w:pPr>
       <w:r>
         <w:t>Release and migration guide: client changes required when ingestion becomes asynchronous.</w:t>
@@ -84,12 +101,16 @@
     <w:p>
       <w:pPr>
         <w:pStyle w:val="Heading1"/>
+        <w:spacing w:after="100"/>
       </w:pPr>
       <w:r>
         <w:t>Editorial and technical scope</w:t>
       </w:r>
     </w:p>
     <w:p>
+      <w:pPr>
+        <w:spacing w:after="100"/>
+      </w:pPr>
       <w:r>
         <w:t>Created as portfolio demonstrations, not employer deliverables or evidence of shipped product impact. The API is fictional and has no live backend. Code examples illustrate the declared contract. Local validation checks document structure, JSON examples, and shell syntax; it does not validate server behavior. No client or employer data is included.</w:t>
       </w:r>
@@ -97,39 +118,48 @@
     <w:p>
       <w:pPr>
         <w:pStyle w:val="Heading1"/>
+        <w:spacing w:after="100"/>
       </w:pPr>
       <w:r>
         <w:t>Suggested portfolio placement</w:t>
       </w:r>
     </w:p>
     <w:p>
+      <w:pPr>
+        <w:spacing w:after="100"/>
+      </w:pPr>
       <w:r>
         <w:t>Section: Developer Documentation &amp; API Writing.</w:t>
       </w:r>
     </w:p>
     <w:p>
+      <w:pPr>
+        <w:spacing w:after="100"/>
+      </w:pPr>
       <w:r>
         <w:t>Card title: Documenting a Knowledge Ingestion API.</w:t>
       </w:r>
     </w:p>
     <w:p>
+      <w:pPr>
+        <w:spacing w:after="100"/>
+      </w:pPr>
       <w:r>
         <w:t>Card description: Five samples that explain how to submit content, check ingestion, retrieve a source, and troubleshoot missing results.</w:t>
       </w:r>
     </w:p>
     <w:p>
+      <w:pPr>
+        <w:spacing w:after="100"/>
+      </w:pPr>
       <w:r>
-        <w:t>Publish the Markdown pages as a connected sample set. Lead with the quickstart for a developer audience and provide the API reference beside it. Link the concept guide and runbook from the quickstart where readers may need them. Keep the fictional-product disclosure visible on each published page.</w:t>
-      </w:r>
-    </w:p>
-    <w:p>
-      <w:r>
-        <w:br w:type="page"/>
+        <w:t>The connected sample set leads with the quickstart and links to API reference, concepts, troubleshooting, and migration guidance.</w:t>
       </w:r>
     </w:p>
     <w:p>
       <w:pPr>
         <w:pStyle w:val="Title"/>
+        <w:pageBreakBefore/>
       </w:pPr>
       <w:r>
         <w:t>Source ingestion API reference</w:t>
@@ -470,13 +500,9 @@
       </w:r>
     </w:p>
     <w:p>
-      <w:r>
-        <w:br w:type="page"/>
-      </w:r>
-    </w:p>
-    <w:p>
       <w:pPr>
         <w:pStyle w:val="Title"/>
+        <w:pageBreakBefore/>
       </w:pPr>
       <w:r>
         <w:t>Ingest your first document and verify search</w:t>
@@ -795,13 +821,9 @@
       </w:r>
     </w:p>
     <w:p>
-      <w:r>
-        <w:br w:type="page"/>
-      </w:r>
-    </w:p>
-    <w:p>
       <w:pPr>
         <w:pStyle w:val="Title"/>
+        <w:pageBreakBefore/>
       </w:pPr>
       <w:r>
         <w:t>How a document becomes a searchable source</w:t>
@@ -975,13 +997,9 @@
       </w:r>
     </w:p>
     <w:p>
-      <w:r>
-        <w:br w:type="page"/>
-      </w:r>
-    </w:p>
-    <w:p>
       <w:pPr>
         <w:pStyle w:val="Title"/>
+        <w:pageBreakBefore/>
       </w:pPr>
       <w:r>
         <w:t>Diagnose a source missing from search</w:t>
@@ -1089,13 +1107,9 @@
       </w:r>
     </w:p>
     <w:p>
-      <w:r>
-        <w:br w:type="page"/>
-      </w:r>
-    </w:p>
-    <w:p>
       <w:pPr>
         <w:pStyle w:val="Title"/>
+        <w:pageBreakBefore/>
       </w:pPr>
       <w:r>
         <w:t>Migrate ingestion clients to API v1</w:t>
@@ -1232,7 +1246,7 @@
       <w:pStyle w:val="Header"/>
     </w:pPr>
     <w:r>
-      <w:t>SHARMILA (DAS) RAMMOHAN  /  DOCUMENTATION PORTFOLIO</w:t>
+      <w:t>Sharmila Das  /  DOCUMENTATION PORTFOLIO</w:t>
     </w:r>
   </w:p>
 </w:hdr>
